--- a/Lab_2_module_2.docx
+++ b/Lab_2_module_2.docx
@@ -322,23 +322,51 @@
     </w:p>
     <w:p>
       <w:pPr>
-        <w:spacing w:after="3927" w:line="360" w:lineRule="auto"/>
+        <w:spacing w:after="211" w:line="360" w:lineRule="auto"/>
         <w:ind w:firstLine="0"/>
         <w:jc w:val="left"/>
       </w:pPr>
-      <w:r>
-        <w:rPr>
-          <w:rFonts w:ascii="Georgia" w:eastAsia="Georgia" w:hAnsi="Georgia" w:cs="Georgia"/>
-          <w:sz w:val="24"/>
-        </w:rPr>
-        <w:t xml:space="preserve"> </w:t>
-      </w:r>
+    </w:p>
+    <w:p>
+      <w:pPr>
+        <w:spacing w:after="211" w:line="360" w:lineRule="auto"/>
+        <w:ind w:firstLine="0"/>
+        <w:jc w:val="left"/>
+      </w:pPr>
+    </w:p>
+    <w:p>
+      <w:pPr>
+        <w:spacing w:after="211" w:line="360" w:lineRule="auto"/>
+        <w:ind w:firstLine="0"/>
+        <w:jc w:val="left"/>
+      </w:pPr>
+    </w:p>
+    <w:p>
+      <w:pPr>
+        <w:spacing w:after="211" w:line="360" w:lineRule="auto"/>
+        <w:ind w:firstLine="0"/>
+        <w:jc w:val="left"/>
+      </w:pPr>
+    </w:p>
+    <w:p>
+      <w:pPr>
+        <w:spacing w:after="211" w:line="360" w:lineRule="auto"/>
+        <w:ind w:firstLine="0"/>
+        <w:jc w:val="left"/>
+      </w:pPr>
+    </w:p>
+    <w:p>
+      <w:pPr>
+        <w:spacing w:after="211" w:line="360" w:lineRule="auto"/>
+        <w:ind w:firstLine="0"/>
+        <w:jc w:val="left"/>
+      </w:pPr>
     </w:p>
     <w:p>
       <w:pPr>
         <w:pStyle w:val="Heading1"/>
         <w:spacing w:line="360" w:lineRule="auto"/>
-        <w:ind w:left="-4" w:right="0"/>
+        <w:ind w:left="0" w:right="0" w:firstLine="0"/>
         <w:jc w:val="left"/>
       </w:pPr>
       <w:r>
@@ -346,7 +374,7 @@
           <w:rFonts w:ascii="Arial" w:eastAsia="Arial" w:hAnsi="Arial" w:cs="Arial"/>
           <w:sz w:val="20"/>
         </w:rPr>
-        <w:t>Department of mathematics and computer science DVGA28</w:t>
+        <w:t xml:space="preserve">Department of mathematics and computer science </w:t>
       </w:r>
     </w:p>
     <w:p>
@@ -354,6 +382,10 @@
         <w:spacing w:after="30" w:line="360" w:lineRule="auto"/>
         <w:ind w:left="-107" w:right="-989" w:firstLine="0"/>
         <w:jc w:val="left"/>
+        <w:rPr>
+          <w:rFonts w:ascii="Arial" w:eastAsia="Arial" w:hAnsi="Arial" w:cs="Arial"/>
+          <w:sz w:val="20"/>
+        </w:rPr>
       </w:pPr>
       <w:r>
         <w:rPr>
@@ -478,7 +510,55 @@
           <w:rFonts w:ascii="Arial" w:eastAsia="Arial" w:hAnsi="Arial" w:cs="Arial"/>
           <w:sz w:val="20"/>
         </w:rPr>
-        <w:t>-</w:t>
+        <w:t xml:space="preserve"> - </w:t>
+      </w:r>
+      <w:r>
+        <w:rPr>
+          <w:rFonts w:ascii="Arial" w:eastAsia="Arial" w:hAnsi="Arial" w:cs="Arial"/>
+          <w:sz w:val="20"/>
+        </w:rPr>
+        <w:t>Computer engineering, 6 ECTS credits</w:t>
+      </w:r>
+    </w:p>
+    <w:p>
+      <w:pPr>
+        <w:spacing w:after="30" w:line="360" w:lineRule="auto"/>
+        <w:ind w:left="-107" w:right="-989" w:firstLine="0"/>
+        <w:jc w:val="left"/>
+        <w:rPr>
+          <w:rFonts w:ascii="Arial" w:eastAsia="Arial" w:hAnsi="Arial" w:cs="Arial"/>
+          <w:sz w:val="20"/>
+        </w:rPr>
+      </w:pPr>
+      <w:r>
+        <w:rPr>
+          <w:rFonts w:ascii="Arial" w:eastAsia="Arial" w:hAnsi="Arial" w:cs="Arial"/>
+          <w:sz w:val="20"/>
+        </w:rPr>
+        <w:t>DVGA28 Computer systems I</w:t>
+      </w:r>
+    </w:p>
+    <w:p>
+      <w:pPr>
+        <w:spacing w:after="30" w:line="360" w:lineRule="auto"/>
+        <w:ind w:left="-107" w:right="-989" w:firstLine="0"/>
+        <w:jc w:val="left"/>
+        <w:rPr>
+          <w:rFonts w:ascii="Arial" w:eastAsia="Arial" w:hAnsi="Arial" w:cs="Arial"/>
+          <w:sz w:val="20"/>
+        </w:rPr>
+      </w:pPr>
+      <w:r>
+        <w:rPr>
+          <w:lang w:val="en-SE"/>
+        </w:rPr>
+        <w:t>Karlstad universit</w:t>
+      </w:r>
+      <w:r>
+        <w:rPr>
+          <w:lang w:val="en-SE"/>
+        </w:rPr>
+        <w:t>y</w:t>
       </w:r>
     </w:p>
     <w:p>
@@ -732,7 +812,23 @@
         <w:ind w:left="0" w:firstLine="0"/>
       </w:pPr>
       <w:r>
-        <w:t xml:space="preserve">I will down below present the results of the testing using graphs and tables. </w:t>
+        <w:t xml:space="preserve">In this test only the hit rate of the cache memory is tested analysed. Hit rate is </w:t>
+      </w:r>
+      <w:r>
+        <w:t xml:space="preserve">the percentage of memory accesses that were found </w:t>
+      </w:r>
+      <w:r>
+        <w:rPr>
+          <w:b/>
+          <w:bCs/>
+        </w:rPr>
+        <w:t>in the cache</w:t>
+      </w:r>
+      <w:r>
+        <w:t xml:space="preserve"> instead of having to go to RAM.</w:t>
+      </w:r>
+      <w:r>
+        <w:t xml:space="preserve"> </w:t>
       </w:r>
     </w:p>
     <w:p>
@@ -793,7 +889,6 @@
         <w:spacing w:line="360" w:lineRule="auto"/>
       </w:pPr>
       <w:r>
-        <w:lastRenderedPageBreak/>
         <w:t>Test One Block Size Hit Rages</w:t>
       </w:r>
     </w:p>
@@ -835,7 +930,25 @@
         <w:rPr>
           <w:sz w:val="24"/>
         </w:rPr>
-        <w:t xml:space="preserve">and can se that the results of hit rates are quite the same of both array sizes but the hit rate is a bit better with the smaller array, size 10. This is </w:t>
+        <w:t xml:space="preserve">and can se that the results of hit rates are quite the same of both array </w:t>
+      </w:r>
+      <w:r>
+        <w:rPr>
+          <w:sz w:val="24"/>
+        </w:rPr>
+        <w:t>sizes,</w:t>
+      </w:r>
+      <w:r>
+        <w:rPr>
+          <w:sz w:val="24"/>
+        </w:rPr>
+        <w:t xml:space="preserve"> but the hit rate is a bit better with the smaller array, size 10. This is </w:t>
+      </w:r>
+      <w:r>
+        <w:rPr>
+          <w:sz w:val="24"/>
+        </w:rPr>
+        <w:t xml:space="preserve">expected because the larger the array the more loops we need and the more </w:t>
       </w:r>
     </w:p>
     <w:p>
@@ -1041,7 +1154,7 @@
           <w:color w:val="auto"/>
           <w:szCs w:val="28"/>
         </w:rPr>
-        <w:t xml:space="preserve"> as said before. When I made my circuits in this tool I found could easily errors in my Boolean expressions because the results of my device could be viewed easily right on the spot. A fun part of testing was to see that it really was possible to make such a device only using gates and </w:t>
+        <w:t xml:space="preserve"> as said before. When I made my circuits in this tool I found could easily errors in my Boolean expressions because the results </w:t>
       </w:r>
       <w:r>
         <w:rPr>
@@ -1050,7 +1163,8 @@
           <w:color w:val="auto"/>
           <w:szCs w:val="28"/>
         </w:rPr>
-        <w:t xml:space="preserve">D </w:t>
+        <w:lastRenderedPageBreak/>
+        <w:t xml:space="preserve">of my device could be viewed easily right on the spot. A fun part of testing was to see that it really was possible to make such a device only using gates and </w:t>
       </w:r>
       <w:r>
         <w:rPr>
@@ -1059,7 +1173,7 @@
           <w:color w:val="auto"/>
           <w:szCs w:val="28"/>
         </w:rPr>
-        <w:t>flip</w:t>
+        <w:t xml:space="preserve">D </w:t>
       </w:r>
       <w:r>
         <w:rPr>
@@ -1068,7 +1182,7 @@
           <w:color w:val="auto"/>
           <w:szCs w:val="28"/>
         </w:rPr>
-        <w:t>-</w:t>
+        <w:t>flip</w:t>
       </w:r>
       <w:r>
         <w:rPr>
@@ -1077,7 +1191,7 @@
           <w:color w:val="auto"/>
           <w:szCs w:val="28"/>
         </w:rPr>
-        <w:t xml:space="preserve">flops and nothing more. What at first seemed </w:t>
+        <w:t>-</w:t>
       </w:r>
       <w:r>
         <w:rPr>
@@ -1086,8 +1200,7 @@
           <w:color w:val="auto"/>
           <w:szCs w:val="28"/>
         </w:rPr>
-        <w:lastRenderedPageBreak/>
-        <w:t>like magic now looked quite understandable since it was me who had designed it from scratch</w:t>
+        <w:t>flops and nothing more. What at first seemed like magic now looked quite understandable since it was me who had designed it from scratch</w:t>
       </w:r>
       <w:r>
         <w:rPr>
@@ -1124,7 +1237,6 @@
     <w:sectPr>
       <w:footerReference w:type="even" r:id="rId10"/>
       <w:footerReference w:type="default" r:id="rId11"/>
-      <w:footerReference w:type="first" r:id="rId12"/>
       <w:pgSz w:w="11906" w:h="16838"/>
       <w:pgMar w:top="1386" w:right="1413" w:bottom="1461" w:left="1415" w:header="720" w:footer="720" w:gutter="0"/>
       <w:pgNumType w:start="0"/>
@@ -1242,18 +1354,6 @@
       </w:rPr>
       <w:t xml:space="preserve"> </w:t>
     </w:r>
-  </w:p>
-</w:ftr>
-</file>
-
-<file path=word/footer3.xml><?xml version="1.0" encoding="utf-8"?>
-<w:ftr xmlns:wpc="http://schemas.microsoft.com/office/word/2010/wordprocessingCanvas" xmlns:cx="http://schemas.microsoft.com/office/drawing/2014/chartex" xmlns:cx1="http://schemas.microsoft.com/office/drawing/2015/9/8/chartex" xmlns:cx2="http://schemas.microsoft.com/office/drawing/2015/10/21/chartex" xmlns:cx3="http://schemas.microsoft.com/office/drawing/2016/5/9/chartex" xmlns:cx4="http://schemas.microsoft.com/office/drawing/2016/5/10/chartex" xmlns:cx5="http://schemas.microsoft.com/office/drawing/2016/5/11/chartex" xmlns:cx6="http://schemas.microsoft.com/office/drawing/2016/5/12/chartex" xmlns:cx7="http://schemas.microsoft.com/office/drawing/2016/5/13/chartex" xmlns:cx8="http://schemas.microsoft.com/office/drawing/2016/5/14/chartex" xmlns:mc="http://schemas.openxmlformats.org/markup-compatibility/2006" xmlns:aink="http://schemas.microsoft.com/office/drawing/2016/ink" xmlns:am3d="http://schemas.microsoft.com/office/drawing/2017/model3d" xmlns:o="urn:schemas-microsoft-com:office:office" xmlns:oel="http://schemas.microsoft.com/office/2019/extlst" xmlns:r="http://schemas.openxmlformats.org/officeDocument/2006/relationships" xmlns:m="http://schemas.openxmlformats.org/officeDocument/2006/math" xmlns:v="urn:schemas-microsoft-com:vml" xmlns:wp14="http://schemas.microsoft.com/office/word/2010/wordprocessingDrawing" xmlns:wp="http://schemas.openxmlformats.org/drawingml/2006/wordprocessingDrawing" xmlns:w10="urn:schemas-microsoft-com:office:word" xmlns:w="http://schemas.openxmlformats.org/wordprocessingml/2006/main" xmlns:w14="http://schemas.microsoft.com/office/word/2010/wordml" xmlns:w15="http://schemas.microsoft.com/office/word/2012/wordml" xmlns:w16cex="http://schemas.microsoft.com/office/word/2018/wordml/cex" xmlns:w16cid="http://schemas.microsoft.com/office/word/2016/wordml/cid" xmlns:w16="http://schemas.microsoft.com/office/word/2018/wordml" xmlns:w16du="http://schemas.microsoft.com/office/word/2023/wordml/word16du" xmlns:w16sdtdh="http://schemas.microsoft.com/office/word/2020/wordml/sdtdatahash" xmlns:w16sdtfl="http://schemas.microsoft.com/office/word/2024/wordml/sdtformatlock" xmlns:w16se="http://schemas.microsoft.com/office/word/2015/wordml/symex" xmlns:wpg="http://schemas.microsoft.com/office/word/2010/wordprocessingGroup" xmlns:wpi="http://schemas.microsoft.com/office/word/2010/wordprocessingInk" xmlns:wne="http://schemas.microsoft.com/office/word/2006/wordml" xmlns:wps="http://schemas.microsoft.com/office/word/2010/wordprocessingShape" mc:Ignorable="w14 w15 w16se w16cid w16 w16cex w16sdtdh w16sdtfl w16du wp14">
-  <w:p>
-    <w:pPr>
-      <w:spacing w:after="160" w:line="259" w:lineRule="auto"/>
-      <w:ind w:left="0" w:firstLine="0"/>
-      <w:jc w:val="left"/>
-    </w:pPr>
   </w:p>
 </w:ftr>
 </file>
@@ -2729,6 +2829,62 @@
       <w:shd w:val="clear" w:color="auto" w:fill="E1DFDD"/>
     </w:rPr>
   </w:style>
+  <w:style w:type="paragraph" w:styleId="Header">
+    <w:name w:val="header"/>
+    <w:basedOn w:val="Normal"/>
+    <w:link w:val="HeaderChar"/>
+    <w:uiPriority w:val="99"/>
+    <w:unhideWhenUsed/>
+    <w:rsid w:val="00915893"/>
+    <w:pPr>
+      <w:tabs>
+        <w:tab w:val="center" w:pos="4513"/>
+        <w:tab w:val="right" w:pos="9026"/>
+      </w:tabs>
+      <w:spacing w:after="0" w:line="240" w:lineRule="auto"/>
+    </w:pPr>
+  </w:style>
+  <w:style w:type="character" w:customStyle="1" w:styleId="HeaderChar">
+    <w:name w:val="Header Char"/>
+    <w:basedOn w:val="DefaultParagraphFont"/>
+    <w:link w:val="Header"/>
+    <w:uiPriority w:val="99"/>
+    <w:rsid w:val="00915893"/>
+    <w:rPr>
+      <w:rFonts w:ascii="Times New Roman" w:eastAsia="Times New Roman" w:hAnsi="Times New Roman" w:cs="Times New Roman"/>
+      <w:color w:val="000000"/>
+      <w:sz w:val="22"/>
+    </w:rPr>
+  </w:style>
+  <w:style w:type="paragraph" w:styleId="Footer">
+    <w:name w:val="footer"/>
+    <w:basedOn w:val="Normal"/>
+    <w:link w:val="FooterChar"/>
+    <w:uiPriority w:val="99"/>
+    <w:semiHidden/>
+    <w:unhideWhenUsed/>
+    <w:rsid w:val="00915893"/>
+    <w:pPr>
+      <w:tabs>
+        <w:tab w:val="center" w:pos="4513"/>
+        <w:tab w:val="right" w:pos="9026"/>
+      </w:tabs>
+      <w:spacing w:after="0" w:line="240" w:lineRule="auto"/>
+    </w:pPr>
+  </w:style>
+  <w:style w:type="character" w:customStyle="1" w:styleId="FooterChar">
+    <w:name w:val="Footer Char"/>
+    <w:basedOn w:val="DefaultParagraphFont"/>
+    <w:link w:val="Footer"/>
+    <w:uiPriority w:val="99"/>
+    <w:semiHidden/>
+    <w:rsid w:val="00915893"/>
+    <w:rPr>
+      <w:rFonts w:ascii="Times New Roman" w:eastAsia="Times New Roman" w:hAnsi="Times New Roman" w:cs="Times New Roman"/>
+      <w:color w:val="000000"/>
+      <w:sz w:val="22"/>
+    </w:rPr>
+  </w:style>
 </w:styles>
 </file>
 
